--- a/courts/fourth-circuit/north-carolina/state/superior-court/petition-for-review/usage/OUTPUT-petition-for-review.docx
+++ b/courts/fourth-circuit/north-carolina/state/superior-court/petition-for-review/usage/OUTPUT-petition-for-review.docx
@@ -1563,13 +1563,7 @@
         <w:t xml:space="preserve">“Respondent”</w:t>
       </w:r>
       <w:r>
-        <w:t xml:space="preserve">) is an administrative agency under Administrative Procedure Act. See N.C. Gen. Stat. § 150B</w:t>
-      </w:r>
-      <w:r>
-        <w:noBreakHyphen/>
-      </w:r>
-      <w:r>
-        <w:t xml:space="preserve">2(1b).</w:t>
+        <w:t xml:space="preserve">) is an administrative agency under Administrative Procedure Act. See N.C. Gen. Stat. § 150B-⁠2(1b).</w:t>
       </w:r>
     </w:p>
     <w:p>
@@ -1647,13 +1641,7 @@
         <w:t xml:space="preserve"> </w:t>
       </w:r>
       <w:r>
-        <w:t xml:space="preserve">N.C. Gen. Stat. § 163</w:t>
-      </w:r>
-      <w:r>
-        <w:noBreakHyphen/>
-      </w:r>
-      <w:r>
-        <w:t xml:space="preserve">182.14.</w:t>
+        <w:t xml:space="preserve">N.C. Gen. Stat. § 163-⁠182.14.</w:t>
       </w:r>
     </w:p>
     <w:p>
@@ -1669,13 +1657,7 @@
         <w:pStyle w:val="BodyText"/>
       </w:pPr>
       <w:r>
-        <w:t xml:space="preserve">8. The Court has personal jurisdiction over the Board, Justice Riggs, and the NCDP because this petition is being served on them pursuant to N.C. Gen. Stat. § 150B</w:t>
-      </w:r>
-      <w:r>
-        <w:noBreakHyphen/>
-      </w:r>
-      <w:r>
-        <w:t xml:space="preserve">46.</w:t>
+        <w:t xml:space="preserve">8. The Court has personal jurisdiction over the Board, Justice Riggs, and the NCDP because this petition is being served on them pursuant to N.C. Gen. Stat. § 150B-⁠46.</w:t>
       </w:r>
     </w:p>
     <w:p>
@@ -1817,13 +1799,7 @@
         <w:pStyle w:val="BodyText"/>
       </w:pPr>
       <w:r>
-        <w:t xml:space="preserve">13. There is no statutory authority for the Board to demand that a protestor serve copies of protests on affected parties. Rather, N.C. Gen. Stat. § 163</w:t>
-      </w:r>
-      <w:r>
-        <w:noBreakHyphen/>
-      </w:r>
-      <w:r>
-        <w:t xml:space="preserve">182.10(b) clearly assigns that duty to the county boards.</w:t>
+        <w:t xml:space="preserve">13. There is no statutory authority for the Board to demand that a protestor serve copies of protests on affected parties. Rather, N.C. Gen. Stat. § 163-⁠182.10(b) clearly assigns that duty to the county boards.</w:t>
       </w:r>
     </w:p>
     <w:p>
@@ -2175,18 +2151,12 @@
         <w:pStyle w:val="BodyText"/>
       </w:pPr>
       <w:r>
-        <w:t xml:space="preserve">30. That N.C. Gen. Stat. § 163</w:t>
+        <w:t xml:space="preserve">30. That N.C. Gen. Stat. § 163-⁠282.(1)⁠(e) cannot be construed in a way that complies with the residency requirement of the North Carolina Constitution, as applied to this state election. See Ex. A, pp. 29</w:t>
       </w:r>
       <w:r>
         <w:noBreakHyphen/>
       </w:r>
       <w:r>
-        <w:t xml:space="preserve">282.(1)⁠(e) cannot be construed in a way that complies with the residency requirement of the North Carolina Constitution, as applied to this state election. See Ex. A, pp. 29</w:t>
-      </w:r>
-      <w:r>
-        <w:noBreakHyphen/>
-      </w:r>
-      <w:r>
         <w:t xml:space="preserve">32.</w:t>
       </w:r>
     </w:p>
@@ -2195,13 +2165,7 @@
         <w:pStyle w:val="BodyText"/>
       </w:pPr>
       <w:r>
-        <w:t xml:space="preserve">31. That, if N.C. Gen. Stat. § 163</w:t>
-      </w:r>
-      <w:r>
-        <w:noBreakHyphen/>
-      </w:r>
-      <w:r>
-        <w:t xml:space="preserve">282.(1)⁠(e) cannot be construed in a way that complies with the residency requirement of the North Carolina constitution, then the statute is unconstitutional as applied to Never Residents. See Ex. A, pp. 29</w:t>
+        <w:t xml:space="preserve">31. That, if N.C. Gen. Stat. § 163-⁠282.(1)⁠(e) cannot be construed in a way that complies with the residency requirement of the North Carolina constitution, then the statute is unconstitutional as applied to Never Residents. See Ex. A, pp. 29</w:t>
       </w:r>
       <w:r>
         <w:noBreakHyphen/>
@@ -2253,13 +2217,7 @@
         <w:pStyle w:val="BodyText"/>
       </w:pPr>
       <w:r>
-        <w:t xml:space="preserve">1. Issue a temporary restraining order and preliminary injunction that, pursuant to N.C. Gen. Stat. § 163</w:t>
-      </w:r>
-      <w:r>
-        <w:noBreakHyphen/>
-      </w:r>
-      <w:r>
-        <w:t xml:space="preserve">184(b), that stays the State Board’s certification of the election until this Court or an appellate court orders otherwise;</w:t>
+        <w:t xml:space="preserve">1. Issue a temporary restraining order and preliminary injunction that, pursuant to N.C. Gen. Stat. § 163-⁠184(b), that stays the State Board’s certification of the election until this Court or an appellate court orders otherwise;</w:t>
       </w:r>
     </w:p>
     <w:p>
@@ -3398,6 +3356,7 @@
     <w:unhideWhenUsed/>
     <w:qFormat/>
     <w:pPr>
+      <w:keepLines/>
       <w:spacing w:before="0" w:after="140" w:line="276" w:lineRule="exact"/>
     </w:pPr>
     <w:rPr>
@@ -3648,6 +3607,33 @@
     <w:pPr>
       <w:spacing w:before="0" w:after="0" w:line="276" w:lineRule="exact"/>
       <w:ind w:left="2160" w:hanging="720"/>
+    </w:pPr>
+  </w:style>
+  <w:style w:type="paragraph" w:customStyle="1" w:styleId="XdQuoteList1">
+    <w:name w:val="Xd Quote List 1"/>
+    <w:basedOn w:val="Normal"/>
+    <w:qFormat/>
+    <w:pPr>
+      <w:spacing w:before="0" w:after="0" w:line="276" w:lineRule="exact"/>
+      <w:ind w:left="1440" w:right="720" w:hanging="720"/>
+    </w:pPr>
+  </w:style>
+  <w:style w:type="paragraph" w:customStyle="1" w:styleId="XdQuoteList2">
+    <w:name w:val="Xd Quote List 2"/>
+    <w:basedOn w:val="Normal"/>
+    <w:qFormat/>
+    <w:pPr>
+      <w:spacing w:before="0" w:after="0" w:line="276" w:lineRule="exact"/>
+      <w:ind w:left="2160" w:right="720" w:hanging="720"/>
+    </w:pPr>
+  </w:style>
+  <w:style w:type="paragraph" w:customStyle="1" w:styleId="XdQuoteList3">
+    <w:name w:val="Xd Quote List 3"/>
+    <w:basedOn w:val="Normal"/>
+    <w:qFormat/>
+    <w:pPr>
+      <w:spacing w:before="0" w:after="0" w:line="276" w:lineRule="exact"/>
+      <w:ind w:left="2880" w:right="720" w:hanging="720"/>
     </w:pPr>
   </w:style>
   <w:style w:type="paragraph" w:customStyle="1" w:styleId="XdQuoteFirst">

--- a/courts/fourth-circuit/north-carolina/state/superior-court/petition-for-review/usage/OUTPUT-petition-for-review.docx
+++ b/courts/fourth-circuit/north-carolina/state/superior-court/petition-for-review/usage/OUTPUT-petition-for-review.docx
@@ -191,9 +191,7 @@
         <w:jc w:val="center"/>
       </w:pPr>
       <w:r>
-        <w:t xml:space="preserve">24CV040619</w:t>
-        <w:noBreakHyphen/>
-        <w:t xml:space="preserve">910</w:t>
+        <w:t xml:space="preserve">24CV040619-⁠910</w:t>
       </w:r>
     </w:p>
     <w:p>
@@ -756,9 +754,7 @@
               <w:t xml:space="preserve"> </w:t>
             </w:r>
             <w:r>
-              <w:t xml:space="preserve">529</w:t>
-              <w:noBreakHyphen/>
-              <w:t xml:space="preserve">3351</w:t>
+              <w:t xml:space="preserve">529-⁠3351</w:t>
             </w:r>
           </w:p>
         </w:tc>
@@ -944,9 +940,7 @@
               <w:t xml:space="preserve"> </w:t>
             </w:r>
             <w:r>
-              <w:t xml:space="preserve">670</w:t>
-              <w:noBreakHyphen/>
-              <w:t xml:space="preserve">5185</w:t>
+              <w:t xml:space="preserve">670-⁠5185</w:t>
             </w:r>
           </w:p>
         </w:tc>
@@ -1396,19 +1390,7 @@
         <w:pStyle w:val="BodyText"/>
       </w:pPr>
       <w:r>
-        <w:t xml:space="preserve">Pursuant to sections 150B</w:t>
-      </w:r>
-      <w:r>
-        <w:noBreakHyphen/>
-      </w:r>
-      <w:r>
-        <w:t xml:space="preserve">45 and 163</w:t>
-      </w:r>
-      <w:r>
-        <w:noBreakHyphen/>
-      </w:r>
-      <w:r>
-        <w:t xml:space="preserve">182.14(b) of the General Statutes, the Honorable Jefferson Griffin petitions this Court for judicial review of the Decision and Order entered against him by the State Board of Elections on 13 December 2024 regarding one categories of protests filed by Judge Griffin. A copy of the decision is attached as Exhibit A. Petitioner respectfully requests that the Court reverse the final decision, grant judgment to Petitioner, and stay the certificate of election for the race protested by Petitioner pending resolution through judicial review.</w:t>
+        <w:t xml:space="preserve">Pursuant to sections 150B-⁠45 and 163-⁠182.14(b) of the General Statutes, the Honorable Jefferson Griffin petitions this Court for judicial review of the Decision and Order entered against him by the State Board of Elections on 13 December 2024 regarding one categories of protests filed by Judge Griffin. A copy of the decision is attached as Exhibit A. Petitioner respectfully requests that the Court reverse the final decision, grant judgment to Petitioner, and stay the certificate of election for the race protested by Petitioner pending resolution through judicial review.</w:t>
       </w:r>
     </w:p>
     <w:p>
@@ -1875,13 +1857,7 @@
         <w:pStyle w:val="BodyText"/>
       </w:pPr>
       <w:r>
-        <w:t xml:space="preserve">16. The State Board voted 3</w:t>
-      </w:r>
-      <w:r>
-        <w:noBreakHyphen/>
-      </w:r>
-      <w:r>
-        <w:t xml:space="preserve">2 that Judge Griffin’s service on the voters did not satisfy the service requirement imposed by the protest form.</w:t>
+        <w:t xml:space="preserve">16. The State Board voted 3-⁠2 that Judge Griffin’s service on the voters did not satisfy the service requirement imposed by the protest form.</w:t>
       </w:r>
     </w:p>
     <w:p>
@@ -1985,13 +1961,7 @@
         <w:pStyle w:val="BodyText"/>
       </w:pPr>
       <w:r>
-        <w:t xml:space="preserve">22. The State Board voted 3</w:t>
-      </w:r>
-      <w:r>
-        <w:noBreakHyphen/>
-      </w:r>
-      <w:r>
-        <w:t xml:space="preserve">2 that the protests challenging voters who had never resided in North Carolina (or the United States, for that matter), did not establish probable cause of an irregularity, election law violation, or misconduct.</w:t>
+        <w:t xml:space="preserve">22. The State Board voted 3-⁠2 that the protests challenging voters who had never resided in North Carolina (or the United States, for that matter), did not establish probable cause of an irregularity, election law violation, or misconduct.</w:t>
       </w:r>
     </w:p>
     <w:p>
@@ -2095,13 +2065,7 @@
         <w:pStyle w:val="BodyText"/>
       </w:pPr>
       <w:r>
-        <w:t xml:space="preserve">26. That the State Board has statutory authority to impose a service obligation through rulemaking on election protestors such as Judge Griffin. See Ex. A, pp. 6</w:t>
-      </w:r>
-      <w:r>
-        <w:noBreakHyphen/>
-      </w:r>
-      <w:r>
-        <w:t xml:space="preserve">7.</w:t>
+        <w:t xml:space="preserve">26. That the State Board has statutory authority to impose a service obligation through rulemaking on election protestors such as Judge Griffin. See Ex. A, pp. 6-⁠7.</w:t>
       </w:r>
     </w:p>
     <w:p>
@@ -2109,13 +2073,7 @@
         <w:pStyle w:val="BodyText"/>
       </w:pPr>
       <w:r>
-        <w:t xml:space="preserve">27. That Judge Griffin’s service of the protests failed to comply with the requirements in the protest-form template. See Ex. A, pp. 8</w:t>
-      </w:r>
-      <w:r>
-        <w:noBreakHyphen/>
-      </w:r>
-      <w:r>
-        <w:t xml:space="preserve">11.</w:t>
+        <w:t xml:space="preserve">27. That Judge Griffin’s service of the protests failed to comply with the requirements in the protest-form template. See Ex. A, pp. 8-⁠11.</w:t>
       </w:r>
     </w:p>
     <w:p>
@@ -2123,13 +2081,7 @@
         <w:pStyle w:val="BodyText"/>
       </w:pPr>
       <w:r>
-        <w:t xml:space="preserve">28. That Judge Griffin’s service of the protests did not satisfy procedural due process. See Ex. A, pp. 11</w:t>
-      </w:r>
-      <w:r>
-        <w:noBreakHyphen/>
-      </w:r>
-      <w:r>
-        <w:t xml:space="preserve">14.</w:t>
+        <w:t xml:space="preserve">28. That Judge Griffin’s service of the protests did not satisfy procedural due process. See Ex. A, pp. 11-⁠14.</w:t>
       </w:r>
     </w:p>
     <w:p>
@@ -2137,13 +2089,7 @@
         <w:pStyle w:val="BodyText"/>
       </w:pPr>
       <w:r>
-        <w:t xml:space="preserve">29. That individuals who have never lived in North Carolina can satisfy the residency requirement of the North Carolina constitution and, as a result, be eligible to vote in a state election. See Ex. A, pp. 29</w:t>
-      </w:r>
-      <w:r>
-        <w:noBreakHyphen/>
-      </w:r>
-      <w:r>
-        <w:t xml:space="preserve">32.</w:t>
+        <w:t xml:space="preserve">29. That individuals who have never lived in North Carolina can satisfy the residency requirement of the North Carolina constitution and, as a result, be eligible to vote in a state election. See Ex. A, pp. 29-⁠32.</w:t>
       </w:r>
     </w:p>
     <w:p>
@@ -2151,13 +2097,7 @@
         <w:pStyle w:val="BodyText"/>
       </w:pPr>
       <w:r>
-        <w:t xml:space="preserve">30. That N.C. Gen. Stat. § 163-⁠282.(1)⁠(e) cannot be construed in a way that complies with the residency requirement of the North Carolina Constitution, as applied to this state election. See Ex. A, pp. 29</w:t>
-      </w:r>
-      <w:r>
-        <w:noBreakHyphen/>
-      </w:r>
-      <w:r>
-        <w:t xml:space="preserve">32.</w:t>
+        <w:t xml:space="preserve">30. That N.C. Gen. Stat. § 163-⁠282.(1)⁠(e) cannot be construed in a way that complies with the residency requirement of the North Carolina Constitution, as applied to this state election. See Ex. A, pp. 29-⁠32.</w:t>
       </w:r>
     </w:p>
     <w:p>
@@ -2165,13 +2105,7 @@
         <w:pStyle w:val="BodyText"/>
       </w:pPr>
       <w:r>
-        <w:t xml:space="preserve">31. That, if N.C. Gen. Stat. § 163-⁠282.(1)⁠(e) cannot be construed in a way that complies with the residency requirement of the North Carolina constitution, then the statute is unconstitutional as applied to Never Residents. See Ex. A, pp. 29</w:t>
-      </w:r>
-      <w:r>
-        <w:noBreakHyphen/>
-      </w:r>
-      <w:r>
-        <w:t xml:space="preserve">32.</w:t>
+        <w:t xml:space="preserve">31. That, if N.C. Gen. Stat. § 163-⁠282.(1)⁠(e) cannot be construed in a way that complies with the residency requirement of the North Carolina constitution, then the statute is unconstitutional as applied to Never Residents. See Ex. A, pp. 29-⁠32.</w:t>
       </w:r>
     </w:p>
     <w:p>
@@ -2514,9 +2448,7 @@
               <w:t xml:space="preserve"> </w:t>
             </w:r>
             <w:r>
-              <w:t xml:space="preserve">529</w:t>
-              <w:noBreakHyphen/>
-              <w:t xml:space="preserve">3351</w:t>
+              <w:t xml:space="preserve">529-⁠3351</w:t>
             </w:r>
           </w:p>
           <w:p>
@@ -3357,7 +3289,7 @@
     <w:qFormat/>
     <w:pPr>
       <w:keepLines/>
-      <w:spacing w:before="0" w:after="140" w:line="276" w:lineRule="exact"/>
+      <w:spacing w:before="46" w:after="140" w:line="276" w:lineRule="exact"/>
     </w:pPr>
     <w:rPr>
       <w:sz w:val="24"/>
